--- a/templates/P3-0440.docx
+++ b/templates/P3-0440.docx
@@ -631,16 +631,16 @@
           <w:sz w:val="20"/>
           <w:szCs w:val="20"/>
         </w:rPr>
-        <w:t xml:space="preserve"> is entitled to appointment as personal representative by reason of </w:t>
-      </w:r>
-      <w:r>
-        <w:rPr>
-          <w:rFonts w:ascii="Arial" w:hAnsi="Arial" w:cs="Arial"/>
-          <w:sz w:val="20"/>
-          <w:szCs w:val="20"/>
-          <w:u w:val="single"/>
-        </w:rPr>
-        <w:t>{pr_name}</w:t>
+        <w:t xml:space="preserve"> is entitled to appointment as personal representative by reason of {pr_entitlement_reason}</w:t>
+      </w:r>
+      <w:r>
+        <w:rPr>
+          <w:rFonts w:ascii="Arial" w:hAnsi="Arial" w:cs="Arial"/>
+          <w:sz w:val="20"/>
+          <w:szCs w:val="20"/>
+          <w:u w:val="single"/>
+        </w:rPr>
+        <w:t/>
       </w:r>
       <w:r>
         <w:rPr>
